--- a/高级语言程序设计大作业实验报告.docx
+++ b/高级语言程序设计大作业实验报告.docx
@@ -1485,6 +1485,7 @@
           <w:szCs w:val="24"/>
           <w:u w:color="3c3c3c"/>
           <w:rtl w:val="0"/>
+          <w:lang w:val="zh-CN" w:eastAsia="zh-CN"/>
           <w14:textFill>
             <w14:solidFill>
               <w14:srgbClr w14:val="3C3C3C"/>
@@ -1513,45 +1514,7 @@
             </w14:solidFill>
           </w14:textFill>
         </w:rPr>
-        <w:t>）缩小</w:t>
-      </w:r>
-      <w:r>
-        <w:rPr>
-          <w:outline w:val="0"/>
-          <w:color w:val="3c3c3c"/>
-          <w:sz w:val="24"/>
-          <w:szCs w:val="24"/>
-          <w:u w:color="3c3c3c"/>
-          <w:rtl w:val="0"/>
-          <w14:textFill>
-            <w14:solidFill>
-              <w14:srgbClr w14:val="3C3C3C"/>
-            </w14:solidFill>
-          </w14:textFill>
-        </w:rPr>
-        <w:t>/</w:t>
-      </w:r>
-      <w:r>
-        <w:rPr>
-          <w:rFonts w:ascii="Arial Unicode MS" w:cs="Arial Unicode MS" w:hAnsi="Arial Unicode MS" w:eastAsia="Arial Unicode MS" w:hint="eastAsia"/>
-          <w:b w:val="0"/>
-          <w:bCs w:val="0"/>
-          <w:i w:val="0"/>
-          <w:iCs w:val="0"/>
-          <w:outline w:val="0"/>
-          <w:color w:val="3c3c3c"/>
-          <w:sz w:val="24"/>
-          <w:szCs w:val="24"/>
-          <w:u w:color="3c3c3c"/>
-          <w:rtl w:val="0"/>
-          <w:lang w:val="zh-CN" w:eastAsia="zh-CN"/>
-          <w14:textFill>
-            <w14:solidFill>
-              <w14:srgbClr w14:val="3C3C3C"/>
-            </w14:solidFill>
-          </w14:textFill>
-        </w:rPr>
-        <w:t>放大动画插值</w:t>
+        <w:t>）走向树桩的自适应步长</w:t>
       </w:r>
     </w:p>
     <w:p>
@@ -1601,6 +1564,7 @@
           <w:szCs w:val="24"/>
           <w:u w:color="3c3c3c"/>
           <w:rtl w:val="0"/>
+          <w:lang w:val="zh-CN" w:eastAsia="zh-CN"/>
           <w14:textFill>
             <w14:solidFill>
               <w14:srgbClr w14:val="3C3C3C"/>
@@ -1629,7 +1593,7 @@
             </w14:solidFill>
           </w14:textFill>
         </w:rPr>
-        <w:t>）走向树桩的自适应步长</w:t>
+        <w:t>）摄像机跟随</w:t>
       </w:r>
     </w:p>
     <w:p>
@@ -1679,6 +1643,7 @@
           <w:szCs w:val="24"/>
           <w:u w:color="3c3c3c"/>
           <w:rtl w:val="0"/>
+          <w:lang w:val="zh-CN" w:eastAsia="zh-CN"/>
           <w14:textFill>
             <w14:solidFill>
               <w14:srgbClr w14:val="3C3C3C"/>
@@ -1686,84 +1651,6 @@
           </w14:textFill>
         </w:rPr>
         <w:t>5</w:t>
-      </w:r>
-      <w:r>
-        <w:rPr>
-          <w:rFonts w:ascii="Arial Unicode MS" w:cs="Arial Unicode MS" w:hAnsi="Arial Unicode MS" w:eastAsia="Arial Unicode MS" w:hint="eastAsia"/>
-          <w:b w:val="0"/>
-          <w:bCs w:val="0"/>
-          <w:i w:val="0"/>
-          <w:iCs w:val="0"/>
-          <w:outline w:val="0"/>
-          <w:color w:val="3c3c3c"/>
-          <w:sz w:val="24"/>
-          <w:szCs w:val="24"/>
-          <w:u w:color="3c3c3c"/>
-          <w:rtl w:val="0"/>
-          <w:lang w:val="zh-CN" w:eastAsia="zh-CN"/>
-          <w14:textFill>
-            <w14:solidFill>
-              <w14:srgbClr w14:val="3C3C3C"/>
-            </w14:solidFill>
-          </w14:textFill>
-        </w:rPr>
-        <w:t>）摄像机跟随</w:t>
-      </w:r>
-    </w:p>
-    <w:p>
-      <w:pPr>
-        <w:pStyle w:val="Body"/>
-        <w:widowControl w:val="0"/>
-        <w:tabs>
-          <w:tab w:val="left" w:pos="720"/>
-          <w:tab w:val="left" w:pos="1440"/>
-          <w:tab w:val="left" w:pos="2160"/>
-          <w:tab w:val="left" w:pos="2880"/>
-          <w:tab w:val="left" w:pos="3600"/>
-          <w:tab w:val="left" w:pos="4320"/>
-          <w:tab w:val="left" w:pos="5040"/>
-          <w:tab w:val="left" w:pos="5760"/>
-          <w:tab w:val="left" w:pos="6480"/>
-          <w:tab w:val="left" w:pos="7200"/>
-          <w:tab w:val="left" w:pos="7920"/>
-        </w:tabs>
-      </w:pPr>
-      <w:r>
-        <w:rPr>
-          <w:rFonts w:ascii="Arial Unicode MS" w:cs="Arial Unicode MS" w:hAnsi="Arial Unicode MS" w:eastAsia="Arial Unicode MS" w:hint="eastAsia"/>
-          <w:b w:val="0"/>
-          <w:bCs w:val="0"/>
-          <w:i w:val="0"/>
-          <w:iCs w:val="0"/>
-          <w:outline w:val="0"/>
-          <w:color w:val="3c3c3c"/>
-          <w:sz w:val="24"/>
-          <w:szCs w:val="24"/>
-          <w:u w:color="3c3c3c"/>
-          <w:rtl w:val="0"/>
-          <w14:textFill>
-            <w14:solidFill>
-              <w14:srgbClr w14:val="3C3C3C"/>
-            </w14:solidFill>
-          </w14:textFill>
-        </w:rPr>
-        <w:t>（</w:t>
-      </w:r>
-      <w:r>
-        <w:rPr>
-          <w:outline w:val="0"/>
-          <w:color w:val="3c3c3c"/>
-          <w:sz w:val="24"/>
-          <w:szCs w:val="24"/>
-          <w:u w:color="3c3c3c"/>
-          <w:rtl w:val="0"/>
-          <w14:textFill>
-            <w14:solidFill>
-              <w14:srgbClr w14:val="3C3C3C"/>
-            </w14:solidFill>
-          </w14:textFill>
-        </w:rPr>
-        <w:t>6</w:t>
       </w:r>
       <w:r>
         <w:rPr>
